--- a/lessons/6-3/downloads/reveal/teacher/6.3-answer-key.docx
+++ b/lessons/6-3/downloads/reveal/teacher/6.3-answer-key.docx
@@ -22,6 +22,7 @@
     </w:p>
     <w:p>
       <w:pPr>
+        <w:pStyle w:val="Heading1"/>
         <w:keepNext/>
         <w:spacing w:before="0" w:after="10" w:line="240" w:lineRule="auto"/>
       </w:pPr>
@@ -55,6 +56,7 @@
     </w:p>
     <w:p>
       <w:pPr>
+        <w:pStyle w:val="Heading2"/>
         <w:keepNext/>
         <w:pBdr>
           <w:bottom w:val="single" w:sz="8" w:space="3" w:color="003A70"/>
@@ -162,7 +164,7 @@
                 <w:sz w:val="17"/>
                 <w:szCs w:val="17"/>
               </w:rPr>
-              <w:t xml:space="preserve">First 5–8 minutes of Session 1. Key: Unit Warm-Up Key.</w:t>
+              <w:t xml:space="preserve">About 10 minutes; use items 1–4 for a 5-minute check. Key: Unit Warm-Up Key.</w:t>
             </w:r>
           </w:p>
         </w:tc>
@@ -452,6 +454,7 @@
     </w:tbl>
     <w:p>
       <w:pPr>
+        <w:pStyle w:val="Heading2"/>
         <w:keepNext/>
         <w:pBdr>
           <w:bottom w:val="single" w:sz="8" w:space="3" w:color="003A70"/>
@@ -526,6 +529,7 @@
           </w:tcPr>
           <w:p>
             <w:pPr>
+              <w:pStyle w:val="Heading2"/>
               <w:keepNext/>
               <w:spacing w:before="80" w:after="30" w:line="264" w:lineRule="auto"/>
             </w:pPr>
@@ -617,6 +621,7 @@
           </w:p>
           <w:p>
             <w:pPr>
+              <w:pStyle w:val="Heading2"/>
               <w:keepNext/>
               <w:spacing w:before="80" w:after="30" w:line="264" w:lineRule="auto"/>
             </w:pPr>
@@ -692,6 +697,7 @@
           </w:tcPr>
           <w:p>
             <w:pPr>
+              <w:pStyle w:val="Heading2"/>
               <w:keepNext/>
               <w:spacing w:before="80" w:after="30" w:line="264" w:lineRule="auto"/>
             </w:pPr>
@@ -880,6 +886,7 @@
     </w:tbl>
     <w:p>
       <w:pPr>
+        <w:pStyle w:val="Heading2"/>
         <w:keepNext/>
         <w:pBdr>
           <w:bottom w:val="single" w:sz="8" w:space="3" w:color="003A70"/>
@@ -954,6 +961,7 @@
           </w:tcPr>
           <w:p>
             <w:pPr>
+              <w:pStyle w:val="Heading2"/>
               <w:keepNext/>
               <w:spacing w:before="80" w:after="30" w:line="264" w:lineRule="auto"/>
             </w:pPr>
@@ -1083,6 +1091,7 @@
           </w:p>
           <w:p>
             <w:pPr>
+              <w:pStyle w:val="Heading2"/>
               <w:keepNext/>
               <w:spacing w:before="80" w:after="30" w:line="264" w:lineRule="auto"/>
             </w:pPr>
@@ -1177,6 +1186,7 @@
           </w:tcPr>
           <w:p>
             <w:pPr>
+              <w:pStyle w:val="Heading2"/>
               <w:keepNext/>
               <w:spacing w:before="80" w:after="30" w:line="264" w:lineRule="auto"/>
             </w:pPr>
@@ -1384,6 +1394,7 @@
     </w:tbl>
     <w:p>
       <w:pPr>
+        <w:pStyle w:val="Heading2"/>
         <w:keepNext/>
         <w:pBdr>
           <w:bottom w:val="single" w:sz="8" w:space="3" w:color="003A70"/>
@@ -1421,7 +1432,7 @@
           <w:sz w:val="17"/>
           <w:szCs w:val="17"/>
         </w:rPr>
-        <w:t xml:space="preserve">depth of knowledge (DOK) for each practice item</w:t>
+        <w:t xml:space="preserve">suggested DOK; judge the reasoning required, not the question label</w:t>
       </w:r>
     </w:p>
     <w:tbl>
@@ -1463,6 +1474,7 @@
       <w:tr>
         <w:trPr>
           <w:cantSplit/>
+          <w:tblHeader/>
         </w:trPr>
         <w:tc>
           <w:tcPr>
@@ -2016,7 +2028,7 @@
                 <w:sz w:val="15"/>
                 <w:szCs w:val="15"/>
               </w:rPr>
-              <w:t xml:space="preserve">3</w:t>
+              <w:t xml:space="preserve">2</w:t>
             </w:r>
           </w:p>
         </w:tc>
@@ -2306,7 +2318,7 @@
                 <w:sz w:val="15"/>
                 <w:szCs w:val="15"/>
               </w:rPr>
-              <w:t xml:space="preserve">3</w:t>
+              <w:t xml:space="preserve">2</w:t>
             </w:r>
           </w:p>
         </w:tc>
@@ -2596,7 +2608,7 @@
                 <w:sz w:val="15"/>
                 <w:szCs w:val="15"/>
               </w:rPr>
-              <w:t xml:space="preserve">3</w:t>
+              <w:t xml:space="preserve">2</w:t>
             </w:r>
           </w:p>
         </w:tc>
@@ -2886,7 +2898,7 @@
                 <w:sz w:val="15"/>
                 <w:szCs w:val="15"/>
               </w:rPr>
-              <w:t xml:space="preserve">3</w:t>
+              <w:t xml:space="preserve">2</w:t>
             </w:r>
           </w:p>
         </w:tc>
@@ -2948,7 +2960,7 @@
           <w:sz w:val="15"/>
           <w:szCs w:val="15"/>
         </w:rPr>
-        <w:t xml:space="preserve">Items before the last three are Practice; then Find the Error (DOK 3) and two Test Practice items.</w:t>
+        <w:t xml:space="preserve">Items before the last three are Practice; then Find the Error (explain and correct) and two Test Practice items.</w:t>
       </w:r>
     </w:p>
     <w:p>
@@ -3461,6 +3473,7 @@
           </w:p>
           <w:p>
             <w:pPr>
+              <w:pStyle w:val="Heading2"/>
               <w:keepNext/>
               <w:spacing w:before="80" w:after="30" w:line="264" w:lineRule="auto"/>
             </w:pPr>
@@ -3767,6 +3780,7 @@
           </w:p>
           <w:p>
             <w:pPr>
+              <w:pStyle w:val="Heading2"/>
               <w:keepNext/>
               <w:spacing w:before="80" w:after="30" w:line="264" w:lineRule="auto"/>
             </w:pPr>
@@ -4594,6 +4608,7 @@
           </w:tcPr>
           <w:p>
             <w:pPr>
+              <w:pStyle w:val="Heading2"/>
               <w:keepNext/>
               <w:spacing w:before="80" w:after="30" w:line="264" w:lineRule="auto"/>
             </w:pPr>
@@ -5399,6 +5414,7 @@
     </w:tbl>
     <w:p>
       <w:pPr>
+        <w:pStyle w:val="Heading2"/>
         <w:pageBreakBefore/>
         <w:keepNext/>
         <w:pBdr>
@@ -5964,6 +5980,7 @@
           </w:p>
           <w:p>
             <w:pPr>
+              <w:pStyle w:val="Heading2"/>
               <w:keepNext/>
               <w:spacing w:before="80" w:after="30" w:line="264" w:lineRule="auto"/>
             </w:pPr>
@@ -6212,6 +6229,7 @@
           </w:p>
           <w:p>
             <w:pPr>
+              <w:pStyle w:val="Heading2"/>
               <w:keepNext/>
               <w:spacing w:before="80" w:after="30" w:line="264" w:lineRule="auto"/>
             </w:pPr>
@@ -6944,6 +6962,7 @@
           </w:tcPr>
           <w:p>
             <w:pPr>
+              <w:pStyle w:val="Heading2"/>
               <w:keepNext/>
               <w:spacing w:before="80" w:after="30" w:line="264" w:lineRule="auto"/>
             </w:pPr>
@@ -7673,6 +7692,7 @@
     </w:tbl>
     <w:p>
       <w:pPr>
+        <w:pStyle w:val="Heading2"/>
         <w:keepNext/>
         <w:pBdr>
           <w:bottom w:val="single" w:sz="8" w:space="3" w:color="003A70"/>
@@ -8553,6 +8573,257 @@
       <w:pPr>
         <w:spacing w:before="0" w:after="0" w:line="20" w:lineRule="exact"/>
       </w:pPr>
+    </w:p>
+    <w:p>
+      <w:r>
+        <w:br w:type="page"/>
+      </w:r>
+    </w:p>
+    <w:p>
+      <w:pPr>
+        <w:pStyle w:val="Heading1"/>
+        <w:keepNext/>
+        <w:spacing w:after="120" w:line="259" w:lineRule="auto"/>
+      </w:pPr>
+      <w:r>
+        <w:rPr>
+          <w:rFonts w:ascii="Arial" w:hAnsi="Arial"/>
+          <w:b/>
+          <w:color w:val="202B33"/>
+          <w:sz w:val="36"/>
+        </w:rPr>
+        <w:t>October 2026 conceptual additions — teacher key</w:t>
+      </w:r>
+    </w:p>
+    <w:p>
+      <w:pPr>
+        <w:pStyle w:val="Heading2"/>
+        <w:keepNext/>
+        <w:spacing w:after="120" w:line="259" w:lineRule="auto"/>
+      </w:pPr>
+      <w:r>
+        <w:rPr>
+          <w:rFonts w:ascii="Arial" w:hAnsi="Arial"/>
+          <w:b/>
+          <w:color w:val="202B33"/>
+          <w:sz w:val="25"/>
+        </w:rPr>
+        <w:t>Session 1 · Writing Repeated Factors as Powers</w:t>
+      </w:r>
+    </w:p>
+    <w:p>
+      <w:pPr>
+        <w:spacing w:after="120" w:line="259" w:lineRule="auto"/>
+      </w:pPr>
+      <w:r>
+        <w:rPr>
+          <w:rFonts w:ascii="Arial" w:hAnsi="Arial"/>
+          <w:b w:val="0"/>
+          <w:color w:val="202B33"/>
+          <w:sz w:val="23"/>
+        </w:rPr>
+        <w:t>Repeated factors give 3</w:t>
+      </w:r>
+      <w:r>
+        <w:rPr>
+          <w:rFonts w:ascii="Arial" w:hAnsi="Arial"/>
+          <w:b w:val="0"/>
+          <w:color w:val="202B33"/>
+          <w:sz w:val="23"/>
+          <w:vertAlign w:val="superscript"/>
+        </w:rPr>
+        <w:t>4</w:t>
+      </w:r>
+      <w:r>
+        <w:rPr>
+          <w:rFonts w:ascii="Arial" w:hAnsi="Arial"/>
+          <w:b w:val="0"/>
+          <w:color w:val="202B33"/>
+          <w:sz w:val="23"/>
+        </w:rPr>
+        <w:t xml:space="preserve"> = 81. The others both equal 12, but use multiplication and repeated addition rather than four factors of 3.</w:t>
+      </w:r>
+    </w:p>
+    <w:p>
+      <w:pPr>
+        <w:spacing w:after="120" w:line="259" w:lineRule="auto"/>
+      </w:pPr>
+      <w:r>
+        <w:rPr>
+          <w:rFonts w:ascii="Arial" w:hAnsi="Arial"/>
+          <w:b w:val="0"/>
+          <w:color w:val="202B33"/>
+          <w:sz w:val="23"/>
+        </w:rPr>
+        <w:t>Extension: Accept a mathematically valid contrasting example and an explanation that uses the conditions in this session. Teacher anchor: Repeated factors give 3</w:t>
+      </w:r>
+      <w:r>
+        <w:rPr>
+          <w:rFonts w:ascii="Arial" w:hAnsi="Arial"/>
+          <w:b w:val="0"/>
+          <w:color w:val="202B33"/>
+          <w:sz w:val="23"/>
+          <w:vertAlign w:val="superscript"/>
+        </w:rPr>
+        <w:t>4</w:t>
+      </w:r>
+      <w:r>
+        <w:rPr>
+          <w:rFonts w:ascii="Arial" w:hAnsi="Arial"/>
+          <w:b w:val="0"/>
+          <w:color w:val="202B33"/>
+          <w:sz w:val="23"/>
+        </w:rPr>
+        <w:t xml:space="preserve"> = 81. The others both equal 12, but use multiplication and repeated addition rather than four factors of 3.</w:t>
+      </w:r>
+    </w:p>
+    <w:p>
+      <w:pPr>
+        <w:spacing w:after="120" w:line="259" w:lineRule="auto"/>
+      </w:pPr>
+      <w:r>
+        <w:rPr>
+          <w:rFonts w:ascii="Arial" w:hAnsi="Arial"/>
+          <w:b w:val="0"/>
+          <w:color w:val="202B33"/>
+          <w:sz w:val="23"/>
+        </w:rPr>
+        <w:t>Scoring: 1 point for a valid representation/setup, 1 for accurate mathematics and units, 1 for an explanation connecting the method to the task. Accept equivalent reasoning and suitable oral or diagram responses. Do not infer mastery from confidence alone.</w:t>
+      </w:r>
+    </w:p>
+    <w:p>
+      <w:pPr>
+        <w:pStyle w:val="Heading2"/>
+        <w:keepNext/>
+        <w:spacing w:after="120" w:line="259" w:lineRule="auto"/>
+      </w:pPr>
+      <w:r>
+        <w:rPr>
+          <w:rFonts w:ascii="Arial" w:hAnsi="Arial"/>
+          <w:b/>
+          <w:color w:val="202B33"/>
+          <w:sz w:val="25"/>
+        </w:rPr>
+        <w:t>Session 2 · Finding the Value of a Power</w:t>
+      </w:r>
+    </w:p>
+    <w:p>
+      <w:pPr>
+        <w:spacing w:after="120" w:line="259" w:lineRule="auto"/>
+      </w:pPr>
+      <w:r>
+        <w:rPr>
+          <w:rFonts w:ascii="Arial" w:hAnsi="Arial"/>
+          <w:b w:val="0"/>
+          <w:color w:val="202B33"/>
+          <w:sz w:val="23"/>
+        </w:rPr>
+        <w:t>2</w:t>
+      </w:r>
+      <w:r>
+        <w:rPr>
+          <w:rFonts w:ascii="Arial" w:hAnsi="Arial"/>
+          <w:b w:val="0"/>
+          <w:color w:val="202B33"/>
+          <w:sz w:val="23"/>
+          <w:vertAlign w:val="superscript"/>
+        </w:rPr>
+        <w:t>5</w:t>
+      </w:r>
+      <w:r>
+        <w:rPr>
+          <w:rFonts w:ascii="Arial" w:hAnsi="Arial"/>
+          <w:b w:val="0"/>
+          <w:color w:val="202B33"/>
+          <w:sz w:val="23"/>
+        </w:rPr>
+        <w:t xml:space="preserve"> = 32; 5</w:t>
+      </w:r>
+      <w:r>
+        <w:rPr>
+          <w:rFonts w:ascii="Arial" w:hAnsi="Arial"/>
+          <w:b w:val="0"/>
+          <w:color w:val="202B33"/>
+          <w:sz w:val="23"/>
+          <w:vertAlign w:val="superscript"/>
+        </w:rPr>
+        <w:t>2</w:t>
+      </w:r>
+      <w:r>
+        <w:rPr>
+          <w:rFonts w:ascii="Arial" w:hAnsi="Arial"/>
+          <w:b w:val="0"/>
+          <w:color w:val="202B33"/>
+          <w:sz w:val="23"/>
+        </w:rPr>
+        <w:t xml:space="preserve"> = 25. No, base and exponent play different roles.</w:t>
+      </w:r>
+    </w:p>
+    <w:p>
+      <w:pPr>
+        <w:spacing w:after="120" w:line="259" w:lineRule="auto"/>
+      </w:pPr>
+      <w:r>
+        <w:rPr>
+          <w:rFonts w:ascii="Arial" w:hAnsi="Arial"/>
+          <w:b w:val="0"/>
+          <w:color w:val="202B33"/>
+          <w:sz w:val="23"/>
+        </w:rPr>
+        <w:t>Extension: Accept a mathematically valid contrasting example and an explanation that uses the conditions in this session. Teacher anchor: 2</w:t>
+      </w:r>
+      <w:r>
+        <w:rPr>
+          <w:rFonts w:ascii="Arial" w:hAnsi="Arial"/>
+          <w:b w:val="0"/>
+          <w:color w:val="202B33"/>
+          <w:sz w:val="23"/>
+          <w:vertAlign w:val="superscript"/>
+        </w:rPr>
+        <w:t>5</w:t>
+      </w:r>
+      <w:r>
+        <w:rPr>
+          <w:rFonts w:ascii="Arial" w:hAnsi="Arial"/>
+          <w:b w:val="0"/>
+          <w:color w:val="202B33"/>
+          <w:sz w:val="23"/>
+        </w:rPr>
+        <w:t xml:space="preserve"> = 32; 5</w:t>
+      </w:r>
+      <w:r>
+        <w:rPr>
+          <w:rFonts w:ascii="Arial" w:hAnsi="Arial"/>
+          <w:b w:val="0"/>
+          <w:color w:val="202B33"/>
+          <w:sz w:val="23"/>
+          <w:vertAlign w:val="superscript"/>
+        </w:rPr>
+        <w:t>2</w:t>
+      </w:r>
+      <w:r>
+        <w:rPr>
+          <w:rFonts w:ascii="Arial" w:hAnsi="Arial"/>
+          <w:b w:val="0"/>
+          <w:color w:val="202B33"/>
+          <w:sz w:val="23"/>
+        </w:rPr>
+        <w:t xml:space="preserve"> = 25. No, base and exponent play different roles.</w:t>
+      </w:r>
+    </w:p>
+    <w:p>
+      <w:pPr>
+        <w:spacing w:after="120" w:line="259" w:lineRule="auto"/>
+      </w:pPr>
+      <w:r>
+        <w:rPr>
+          <w:rFonts w:ascii="Arial" w:hAnsi="Arial"/>
+          <w:b w:val="0"/>
+          <w:color w:val="202B33"/>
+          <w:sz w:val="23"/>
+        </w:rPr>
+        <w:t>Scoring: 1 point for a valid representation/setup, 1 for accurate mathematics and units, 1 for an explanation connecting the method to the task. Accept equivalent reasoning and suitable oral or diagram responses. Do not infer mastery from confidence alone.</w:t>
+      </w:r>
     </w:p>
     <w:sectPr>
       <w:footerReference w:type="default" r:id="rIdFooter1"/>
@@ -8637,7 +8908,106 @@
               <w:sz w:val="15"/>
               <w:szCs w:val="15"/>
             </w:rPr>
-            <w:t xml:space="preserve">Lesson 6-3  ·  Answer Key  ·  Teacher Use</w:t>
+            <w:t xml:space="preserve">6-3 · Page </w:t>
+          </w:r>
+          <w:r>
+            <w:rPr>
+              <w:rFonts w:ascii="Avenir Next" w:hAnsi="Avenir Next" w:cs="Avenir Next" w:eastAsia="Avenir Next"/>
+              <w:color w:val="5A5F66"/>
+              <w:sz w:val="15"/>
+              <w:szCs w:val="15"/>
+            </w:rPr>
+            <w:fldChar w:fldCharType="begin"/>
+          </w:r>
+          <w:r>
+            <w:rPr>
+              <w:rFonts w:ascii="Avenir Next" w:hAnsi="Avenir Next" w:cs="Avenir Next" w:eastAsia="Avenir Next"/>
+              <w:color w:val="5A5F66"/>
+              <w:sz w:val="15"/>
+              <w:szCs w:val="15"/>
+            </w:rPr>
+            <w:instrText xml:space="preserve"> PAGE </w:instrText>
+          </w:r>
+          <w:r>
+            <w:rPr>
+              <w:rFonts w:ascii="Avenir Next" w:hAnsi="Avenir Next" w:cs="Avenir Next" w:eastAsia="Avenir Next"/>
+              <w:color w:val="5A5F66"/>
+              <w:sz w:val="15"/>
+              <w:szCs w:val="15"/>
+            </w:rPr>
+            <w:fldChar w:fldCharType="separate"/>
+          </w:r>
+          <w:r>
+            <w:rPr>
+              <w:rFonts w:ascii="Avenir Next" w:hAnsi="Avenir Next" w:cs="Avenir Next" w:eastAsia="Avenir Next"/>
+              <w:color w:val="5A5F66"/>
+              <w:sz w:val="15"/>
+              <w:szCs w:val="15"/>
+            </w:rPr>
+            <w:t xml:space="preserve">1</w:t>
+          </w:r>
+          <w:r>
+            <w:rPr>
+              <w:rFonts w:ascii="Avenir Next" w:hAnsi="Avenir Next" w:cs="Avenir Next" w:eastAsia="Avenir Next"/>
+              <w:color w:val="5A5F66"/>
+              <w:sz w:val="15"/>
+              <w:szCs w:val="15"/>
+            </w:rPr>
+            <w:fldChar w:fldCharType="end"/>
+          </w:r>
+          <w:r>
+            <w:rPr>
+              <w:rFonts w:ascii="Avenir Next" w:hAnsi="Avenir Next" w:cs="Avenir Next" w:eastAsia="Avenir Next"/>
+              <w:color w:val="5A5F66"/>
+              <w:sz w:val="15"/>
+              <w:szCs w:val="15"/>
+            </w:rPr>
+            <w:t xml:space="preserve"> of </w:t>
+          </w:r>
+          <w:r>
+            <w:rPr>
+              <w:rFonts w:ascii="Avenir Next" w:hAnsi="Avenir Next" w:cs="Avenir Next" w:eastAsia="Avenir Next"/>
+              <w:color w:val="5A5F66"/>
+              <w:sz w:val="15"/>
+              <w:szCs w:val="15"/>
+            </w:rPr>
+            <w:fldChar w:fldCharType="begin"/>
+          </w:r>
+          <w:r>
+            <w:rPr>
+              <w:rFonts w:ascii="Avenir Next" w:hAnsi="Avenir Next" w:cs="Avenir Next" w:eastAsia="Avenir Next"/>
+              <w:color w:val="5A5F66"/>
+              <w:sz w:val="15"/>
+              <w:szCs w:val="15"/>
+            </w:rPr>
+            <w:instrText xml:space="preserve"> NUMPAGES </w:instrText>
+          </w:r>
+          <w:r>
+            <w:rPr>
+              <w:rFonts w:ascii="Avenir Next" w:hAnsi="Avenir Next" w:cs="Avenir Next" w:eastAsia="Avenir Next"/>
+              <w:color w:val="5A5F66"/>
+              <w:sz w:val="15"/>
+              <w:szCs w:val="15"/>
+            </w:rPr>
+            <w:fldChar w:fldCharType="separate"/>
+          </w:r>
+          <w:r>
+            <w:rPr>
+              <w:rFonts w:ascii="Avenir Next" w:hAnsi="Avenir Next" w:cs="Avenir Next" w:eastAsia="Avenir Next"/>
+              <w:color w:val="5A5F66"/>
+              <w:sz w:val="15"/>
+              <w:szCs w:val="15"/>
+            </w:rPr>
+            <w:t xml:space="preserve">1</w:t>
+          </w:r>
+          <w:r>
+            <w:rPr>
+              <w:rFonts w:ascii="Avenir Next" w:hAnsi="Avenir Next" w:cs="Avenir Next" w:eastAsia="Avenir Next"/>
+              <w:color w:val="5A5F66"/>
+              <w:sz w:val="15"/>
+              <w:szCs w:val="15"/>
+            </w:rPr>
+            <w:fldChar w:fldCharType="end"/>
           </w:r>
         </w:p>
       </w:tc>
@@ -8680,5 +9050,23 @@
       </w:tblCellMar>
     </w:tblPr>
   </w:style>
+  <w:style w:type="paragraph" w:styleId="Heading1">
+    <w:name w:val="heading 1"/>
+    <w:basedOn w:val="Normal"/>
+    <w:pPr>
+      <w:outlineLvl w:val="0"/>
+      <w:keepNext w:val="0"/>
+      <w:keepLines w:val="0"/>
+    </w:pPr>
+  </w:style>
+  <w:style w:type="paragraph" w:styleId="Heading2">
+    <w:name w:val="heading 2"/>
+    <w:basedOn w:val="Normal"/>
+    <w:pPr>
+      <w:outlineLvl w:val="1"/>
+      <w:keepNext w:val="0"/>
+      <w:keepLines w:val="0"/>
+    </w:pPr>
+  </w:style>
 </w:styles>
 </file>